--- a/ЛР5_Анализ_конкурентов/ОТЧЕТ_ЛР5_NotaCode.docx
+++ b/ЛР5_Анализ_конкурентов/ОТЧЕТ_ЛР5_NotaCode.docx
@@ -245,7 +245,7 @@
       <w:r>
         <w:fldChar w:fldCharType="separate"/>
       </w:r>
-      <w:hyperlink w:anchor="_Toc241856061" w:history="1">
+      <w:hyperlink w:anchor="_Toc241857606" w:history="1">
         <w:r>
           <w:rPr>
             <w:rStyle w:val="af"/>
@@ -273,7 +273,7 @@
             <w:noProof/>
             <w:webHidden/>
           </w:rPr>
-          <w:instrText xml:space="preserve"> PAGEREF _Toc241856061 \h </w:instrText>
+          <w:instrText xml:space="preserve"> PAGEREF _Toc241857606 \h </w:instrText>
         </w:r>
         <w:r>
           <w:rPr>
@@ -314,7 +314,7 @@
           <w:noProof/>
         </w:rPr>
       </w:pPr>
-      <w:hyperlink w:anchor="_Toc241856062" w:history="1">
+      <w:hyperlink w:anchor="_Toc241857607" w:history="1">
         <w:r>
           <w:rPr>
             <w:rStyle w:val="af"/>
@@ -342,7 +342,7 @@
             <w:noProof/>
             <w:webHidden/>
           </w:rPr>
-          <w:instrText xml:space="preserve"> PAGEREF _Toc241856062 \h </w:instrText>
+          <w:instrText xml:space="preserve"> PAGEREF _Toc241857607 \h </w:instrText>
         </w:r>
         <w:r>
           <w:rPr>
@@ -383,7 +383,7 @@
           <w:noProof/>
         </w:rPr>
       </w:pPr>
-      <w:hyperlink w:anchor="_Toc241856063" w:history="1">
+      <w:hyperlink w:anchor="_Toc241857608" w:history="1">
         <w:r>
           <w:rPr>
             <w:rStyle w:val="af"/>
@@ -411,7 +411,7 @@
             <w:noProof/>
             <w:webHidden/>
           </w:rPr>
-          <w:instrText xml:space="preserve"> PAGEREF _Toc241856063 \h </w:instrText>
+          <w:instrText xml:space="preserve"> PAGEREF _Toc241857608 \h </w:instrText>
         </w:r>
         <w:r>
           <w:rPr>
@@ -452,7 +452,7 @@
           <w:noProof/>
         </w:rPr>
       </w:pPr>
-      <w:hyperlink w:anchor="_Toc241856064" w:history="1">
+      <w:hyperlink w:anchor="_Toc241857609" w:history="1">
         <w:r>
           <w:rPr>
             <w:rStyle w:val="af"/>
@@ -480,7 +480,7 @@
             <w:noProof/>
             <w:webHidden/>
           </w:rPr>
-          <w:instrText xml:space="preserve"> PAGEREF _Toc241856064 \h </w:instrText>
+          <w:instrText xml:space="preserve"> PAGEREF _Toc241857609 \h </w:instrText>
         </w:r>
         <w:r>
           <w:rPr>
@@ -521,7 +521,7 @@
           <w:noProof/>
         </w:rPr>
       </w:pPr>
-      <w:hyperlink w:anchor="_Toc241856065" w:history="1">
+      <w:hyperlink w:anchor="_Toc241857610" w:history="1">
         <w:r>
           <w:rPr>
             <w:rStyle w:val="af"/>
@@ -549,7 +549,7 @@
             <w:noProof/>
             <w:webHidden/>
           </w:rPr>
-          <w:instrText xml:space="preserve"> PAGEREF _Toc241856065 \h </w:instrText>
+          <w:instrText xml:space="preserve"> PAGEREF _Toc241857610 \h </w:instrText>
         </w:r>
         <w:r>
           <w:rPr>
@@ -590,7 +590,7 @@
           <w:noProof/>
         </w:rPr>
       </w:pPr>
-      <w:hyperlink w:anchor="_Toc241856066" w:history="1">
+      <w:hyperlink w:anchor="_Toc241857611" w:history="1">
         <w:r>
           <w:rPr>
             <w:rStyle w:val="af"/>
@@ -618,7 +618,7 @@
             <w:noProof/>
             <w:webHidden/>
           </w:rPr>
-          <w:instrText xml:space="preserve"> PAGEREF _Toc241856066 \h </w:instrText>
+          <w:instrText xml:space="preserve"> PAGEREF _Toc241857611 \h </w:instrText>
         </w:r>
         <w:r>
           <w:rPr>
@@ -659,7 +659,7 @@
           <w:noProof/>
         </w:rPr>
       </w:pPr>
-      <w:hyperlink w:anchor="_Toc241856067" w:history="1">
+      <w:hyperlink w:anchor="_Toc241857612" w:history="1">
         <w:r>
           <w:rPr>
             <w:rStyle w:val="af"/>
@@ -687,7 +687,7 @@
             <w:noProof/>
             <w:webHidden/>
           </w:rPr>
-          <w:instrText xml:space="preserve"> PAGEREF _Toc241856067 \h </w:instrText>
+          <w:instrText xml:space="preserve"> PAGEREF _Toc241857612 \h </w:instrText>
         </w:r>
         <w:r>
           <w:rPr>
@@ -728,7 +728,7 @@
           <w:noProof/>
         </w:rPr>
       </w:pPr>
-      <w:hyperlink w:anchor="_Toc241856068" w:history="1">
+      <w:hyperlink w:anchor="_Toc241857613" w:history="1">
         <w:r>
           <w:rPr>
             <w:rStyle w:val="af"/>
@@ -756,7 +756,7 @@
             <w:noProof/>
             <w:webHidden/>
           </w:rPr>
-          <w:instrText xml:space="preserve"> PAGEREF _Toc241856068 \h </w:instrText>
+          <w:instrText xml:space="preserve"> PAGEREF _Toc241857613 \h </w:instrText>
         </w:r>
         <w:r>
           <w:rPr>
@@ -797,7 +797,7 @@
           <w:noProof/>
         </w:rPr>
       </w:pPr>
-      <w:hyperlink w:anchor="_Toc241856069" w:history="1">
+      <w:hyperlink w:anchor="_Toc241857614" w:history="1">
         <w:r>
           <w:rPr>
             <w:rStyle w:val="af"/>
@@ -825,7 +825,7 @@
             <w:noProof/>
             <w:webHidden/>
           </w:rPr>
-          <w:instrText xml:space="preserve"> PAGEREF _Toc241856069 \h </w:instrText>
+          <w:instrText xml:space="preserve"> PAGEREF _Toc241857614 \h </w:instrText>
         </w:r>
         <w:r>
           <w:rPr>
@@ -866,7 +866,7 @@
           <w:noProof/>
         </w:rPr>
       </w:pPr>
-      <w:hyperlink w:anchor="_Toc241856070" w:history="1">
+      <w:hyperlink w:anchor="_Toc241857615" w:history="1">
         <w:r>
           <w:rPr>
             <w:rStyle w:val="af"/>
@@ -894,7 +894,7 @@
             <w:noProof/>
             <w:webHidden/>
           </w:rPr>
-          <w:instrText xml:space="preserve"> PAGEREF _Toc241856070 \h </w:instrText>
+          <w:instrText xml:space="preserve"> PAGEREF _Toc241857615 \h </w:instrText>
         </w:r>
         <w:r>
           <w:rPr>
@@ -935,7 +935,7 @@
           <w:noProof/>
         </w:rPr>
       </w:pPr>
-      <w:hyperlink w:anchor="_Toc241856071" w:history="1">
+      <w:hyperlink w:anchor="_Toc241857616" w:history="1">
         <w:r>
           <w:rPr>
             <w:rStyle w:val="af"/>
@@ -963,7 +963,7 @@
             <w:noProof/>
             <w:webHidden/>
           </w:rPr>
-          <w:instrText xml:space="preserve"> PAGEREF _Toc241856071 \h </w:instrText>
+          <w:instrText xml:space="preserve"> PAGEREF _Toc241857616 \h </w:instrText>
         </w:r>
         <w:r>
           <w:rPr>
@@ -1004,7 +1004,7 @@
           <w:noProof/>
         </w:rPr>
       </w:pPr>
-      <w:hyperlink w:anchor="_Toc241856072" w:history="1">
+      <w:hyperlink w:anchor="_Toc241857617" w:history="1">
         <w:r>
           <w:rPr>
             <w:rStyle w:val="af"/>
@@ -1032,7 +1032,7 @@
             <w:noProof/>
             <w:webHidden/>
           </w:rPr>
-          <w:instrText xml:space="preserve"> PAGEREF _Toc241856072 \h </w:instrText>
+          <w:instrText xml:space="preserve"> PAGEREF _Toc241857617 \h </w:instrText>
         </w:r>
         <w:r>
           <w:rPr>
@@ -1073,7 +1073,7 @@
           <w:noProof/>
         </w:rPr>
       </w:pPr>
-      <w:hyperlink w:anchor="_Toc241856073" w:history="1">
+      <w:hyperlink w:anchor="_Toc241857618" w:history="1">
         <w:r>
           <w:rPr>
             <w:rStyle w:val="af"/>
@@ -1101,7 +1101,7 @@
             <w:noProof/>
             <w:webHidden/>
           </w:rPr>
-          <w:instrText xml:space="preserve"> PAGEREF _Toc241856073 \h </w:instrText>
+          <w:instrText xml:space="preserve"> PAGEREF _Toc241857618 \h </w:instrText>
         </w:r>
         <w:r>
           <w:rPr>
@@ -1147,7 +1147,7 @@
         <w:spacing w:before="0" w:after="360" w:line="360" w:lineRule="exact"/>
         <w:ind w:firstLine="709"/>
       </w:pPr>
-      <w:bookmarkStart w:id="1" w:name="_Toc241856061"/>
+      <w:bookmarkStart w:id="1" w:name="_Toc241857606"/>
       <w:r>
         <w:rPr>
           <w:b/>
@@ -1454,7 +1454,7 @@
         <w:ind w:firstLine="709"/>
       </w:pPr>
       <w:bookmarkStart w:id="2" w:name="_b608aa976fc82a0faaf3b83f58c735968afd03b"/>
-      <w:bookmarkStart w:id="3" w:name="_Toc241856062"/>
+      <w:bookmarkStart w:id="3" w:name="_Toc241857607"/>
       <w:bookmarkEnd w:id="0"/>
       <w:r>
         <w:rPr>
@@ -1473,7 +1473,7 @@
         <w:ind w:firstLine="709"/>
       </w:pPr>
       <w:bookmarkStart w:id="4" w:name="_3ff66a78c8541d12f3d867398dce14d75367581"/>
-      <w:bookmarkStart w:id="5" w:name="_Toc241856063"/>
+      <w:bookmarkStart w:id="5" w:name="_Toc241857608"/>
       <w:r>
         <w:rPr>
           <w:b/>
@@ -1980,7 +1980,7 @@
         <w:ind w:firstLine="709"/>
       </w:pPr>
       <w:bookmarkStart w:id="6" w:name="_93d29a5782a4517557fff9d6ebfc303d927dc5a"/>
-      <w:bookmarkStart w:id="7" w:name="_Toc241856064"/>
+      <w:bookmarkStart w:id="7" w:name="_Toc241857609"/>
       <w:bookmarkEnd w:id="4"/>
       <w:r>
         <w:rPr>
@@ -3455,7 +3455,7 @@
           <w:sz w:val="28"/>
         </w:rPr>
         <w:drawing>
-          <wp:inline distT="0" distB="0" distL="0" distR="0" wp14:anchorId="3CEF9D7C" wp14:editId="4F797A95">
+          <wp:inline distT="0" distB="0" distL="0" distR="0" wp14:anchorId="6088A99E" wp14:editId="75E00F73">
             <wp:extent cx="5334000" cy="3852333"/>
             <wp:effectExtent l="0" t="0" r="0" b="0"/>
             <wp:docPr id="14" name="Picture"/>
@@ -3636,7 +3636,7 @@
         <w:ind w:firstLine="709"/>
       </w:pPr>
       <w:bookmarkStart w:id="12" w:name="_0896298018f4fcc355446c9f8279810908650e0"/>
-      <w:bookmarkStart w:id="13" w:name="_Toc241856065"/>
+      <w:bookmarkStart w:id="13" w:name="_Toc241857610"/>
       <w:bookmarkEnd w:id="11"/>
       <w:bookmarkEnd w:id="6"/>
       <w:r>
@@ -9883,7 +9883,7 @@
         </w:rPr>
         <w:lastRenderedPageBreak/>
         <w:drawing>
-          <wp:inline distT="0" distB="0" distL="0" distR="0" wp14:anchorId="02608C7C" wp14:editId="4CFA292B">
+          <wp:inline distT="0" distB="0" distL="0" distR="0" wp14:anchorId="2FBDB50D" wp14:editId="1BD77A62">
             <wp:extent cx="5334000" cy="4706470"/>
             <wp:effectExtent l="0" t="0" r="0" b="0"/>
             <wp:docPr id="23" name="Picture"/>
@@ -10738,7 +10738,7 @@
         </w:rPr>
         <w:lastRenderedPageBreak/>
         <w:drawing>
-          <wp:inline distT="0" distB="0" distL="0" distR="0" wp14:anchorId="340A3256" wp14:editId="0639E450">
+          <wp:inline distT="0" distB="0" distL="0" distR="0" wp14:anchorId="347EC018" wp14:editId="7D9C1EEC">
             <wp:extent cx="5334000" cy="3067050"/>
             <wp:effectExtent l="0" t="0" r="0" b="0"/>
             <wp:docPr id="27" name="Picture"/>
@@ -11931,7 +11931,7 @@
         <w:ind w:firstLine="709"/>
       </w:pPr>
       <w:bookmarkStart w:id="20" w:name="_4253a8e12fd5158fd37918e6e474d634b541850"/>
-      <w:bookmarkStart w:id="21" w:name="_Toc241856066"/>
+      <w:bookmarkStart w:id="21" w:name="_Toc241857611"/>
       <w:bookmarkEnd w:id="19"/>
       <w:bookmarkEnd w:id="12"/>
       <w:r>
@@ -15533,7 +15533,7 @@
         <w:ind w:firstLine="709"/>
       </w:pPr>
       <w:bookmarkStart w:id="28" w:name="_f2a18eda932c03e0e0e658604e28b1921d3a112"/>
-      <w:bookmarkStart w:id="29" w:name="_Toc241856067"/>
+      <w:bookmarkStart w:id="29" w:name="_Toc241857612"/>
       <w:bookmarkEnd w:id="27"/>
       <w:bookmarkEnd w:id="20"/>
       <w:r>
@@ -16458,7 +16458,7 @@
         <w:ind w:firstLine="709"/>
       </w:pPr>
       <w:bookmarkStart w:id="30" w:name="_6f796f6028bbaaf5952dd15d9cf720f8f281ab9"/>
-      <w:bookmarkStart w:id="31" w:name="_Toc241856068"/>
+      <w:bookmarkStart w:id="31" w:name="_Toc241857613"/>
       <w:bookmarkEnd w:id="28"/>
       <w:bookmarkEnd w:id="2"/>
       <w:r>
@@ -17600,7 +17600,7 @@
         <w:jc w:val="center"/>
       </w:pPr>
       <w:bookmarkStart w:id="32" w:name="_выводы"/>
-      <w:bookmarkStart w:id="33" w:name="_Toc241856069"/>
+      <w:bookmarkStart w:id="33" w:name="_Toc241857614"/>
       <w:bookmarkEnd w:id="30"/>
       <w:r>
         <w:rPr>
@@ -18152,7 +18152,7 @@
         <w:jc w:val="center"/>
       </w:pPr>
       <w:bookmarkStart w:id="34" w:name="_274f6a444530ef90b0479dabf3d210f01e97699"/>
-      <w:bookmarkStart w:id="35" w:name="_Toc241856070"/>
+      <w:bookmarkStart w:id="35" w:name="_Toc241857615"/>
       <w:bookmarkEnd w:id="32"/>
       <w:r>
         <w:rPr>
@@ -18857,7 +18857,7 @@
         <w:jc w:val="center"/>
       </w:pPr>
       <w:bookmarkStart w:id="36" w:name="_0d652d9c320698e7c8068993b30a2dd7ee59c14"/>
-      <w:bookmarkStart w:id="37" w:name="_Toc241856071"/>
+      <w:bookmarkStart w:id="37" w:name="_Toc241857616"/>
       <w:bookmarkEnd w:id="34"/>
       <w:r>
         <w:rPr>
@@ -19424,7 +19424,7 @@
         <w:jc w:val="center"/>
       </w:pPr>
       <w:bookmarkStart w:id="38" w:name="_e57dfa954bc99fa1a56051ea98d15e9969e72a7"/>
-      <w:bookmarkStart w:id="39" w:name="_Toc241856072"/>
+      <w:bookmarkStart w:id="39" w:name="_Toc241857617"/>
       <w:bookmarkEnd w:id="36"/>
       <w:r>
         <w:rPr>
@@ -19499,8 +19499,8 @@
       </w:tblPr>
       <w:tblGrid>
         <w:gridCol w:w="644"/>
-        <w:gridCol w:w="4126"/>
-        <w:gridCol w:w="4585"/>
+        <w:gridCol w:w="4181"/>
+        <w:gridCol w:w="4530"/>
       </w:tblGrid>
       <w:tr>
         <w:trPr>
@@ -19531,7 +19531,7 @@
         </w:tc>
         <w:tc>
           <w:tcPr>
-            <w:tcW w:w="4126" w:type="dxa"/>
+            <w:tcW w:w="4181" w:type="dxa"/>
             <w:vAlign w:val="center"/>
           </w:tcPr>
           <w:p>
@@ -19551,7 +19551,7 @@
         </w:tc>
         <w:tc>
           <w:tcPr>
-            <w:tcW w:w="4585" w:type="dxa"/>
+            <w:tcW w:w="4530" w:type="dxa"/>
             <w:vAlign w:val="center"/>
           </w:tcPr>
           <w:p>
@@ -19596,51 +19596,45 @@
         </w:tc>
         <w:tc>
           <w:tcPr>
-            <w:tcW w:w="4126" w:type="dxa"/>
-            <w:vAlign w:val="center"/>
-          </w:tcPr>
-          <w:p>
-            <w:pPr>
-              <w:pStyle w:val="Compact"/>
-              <w:spacing w:before="0" w:after="0" w:line="280" w:lineRule="exact"/>
-              <w:jc w:val="center"/>
-            </w:pPr>
-            <w:r>
-              <w:rPr>
-                <w:sz w:val="24"/>
-              </w:rPr>
-              <w:t>🔲</w:t>
-            </w:r>
-            <w:r>
-              <w:rPr>
-                <w:sz w:val="24"/>
-              </w:rPr>
-              <w:t xml:space="preserve"> ДОСНЯТЬ: опрос реальных потребителей по методу Кано</w:t>
-            </w:r>
-          </w:p>
-        </w:tc>
-        <w:tc>
-          <w:tcPr>
-            <w:tcW w:w="4585" w:type="dxa"/>
-            <w:vAlign w:val="center"/>
-          </w:tcPr>
-          <w:p>
-            <w:pPr>
-              <w:pStyle w:val="Compact"/>
-              <w:spacing w:before="0" w:after="0" w:line="280" w:lineRule="exact"/>
-              <w:jc w:val="center"/>
-            </w:pPr>
-            <w:r>
-              <w:rPr>
-                <w:sz w:val="24"/>
-              </w:rPr>
-              <w:t>Проведена сгенерированная выборка из 30 респондентов (приложение В, таблица 18); спрос она не</w:t>
-            </w:r>
-            <w:r>
-              <w:rPr>
-                <w:sz w:val="24"/>
-              </w:rPr>
-              <w:t xml:space="preserve"> доказывает</w:t>
+            <w:tcW w:w="4181" w:type="dxa"/>
+            <w:vAlign w:val="center"/>
+          </w:tcPr>
+          <w:p>
+            <w:pPr>
+              <w:pStyle w:val="Compact"/>
+              <w:spacing w:before="0" w:after="0" w:line="280" w:lineRule="exact"/>
+              <w:jc w:val="center"/>
+            </w:pPr>
+            <w:r>
+              <w:rPr>
+                <w:sz w:val="24"/>
+              </w:rPr>
+              <w:t>модельная оценка (допущение; причина: опрос реальных потребителей по методу Кано )</w:t>
+            </w:r>
+          </w:p>
+        </w:tc>
+        <w:tc>
+          <w:tcPr>
+            <w:tcW w:w="4530" w:type="dxa"/>
+            <w:vAlign w:val="center"/>
+          </w:tcPr>
+          <w:p>
+            <w:pPr>
+              <w:pStyle w:val="Compact"/>
+              <w:spacing w:before="0" w:after="0" w:line="280" w:lineRule="exact"/>
+              <w:jc w:val="center"/>
+            </w:pPr>
+            <w:r>
+              <w:rPr>
+                <w:sz w:val="24"/>
+              </w:rPr>
+              <w:t xml:space="preserve">Проведена сгенерированная выборка из 30 респондентов (приложение </w:t>
+            </w:r>
+            <w:r>
+              <w:rPr>
+                <w:sz w:val="24"/>
+              </w:rPr>
+              <w:t>В, таблица 18); спрос она не доказывает</w:t>
             </w:r>
           </w:p>
         </w:tc>
@@ -19671,32 +19665,26 @@
         </w:tc>
         <w:tc>
           <w:tcPr>
-            <w:tcW w:w="4126" w:type="dxa"/>
-            <w:vAlign w:val="center"/>
-          </w:tcPr>
-          <w:p>
-            <w:pPr>
-              <w:pStyle w:val="Compact"/>
-              <w:spacing w:before="0" w:after="0" w:line="280" w:lineRule="exact"/>
-              <w:jc w:val="center"/>
-            </w:pPr>
-            <w:r>
-              <w:rPr>
-                <w:sz w:val="24"/>
-              </w:rPr>
-              <w:t>🔲</w:t>
-            </w:r>
-            <w:r>
-              <w:rPr>
-                <w:sz w:val="24"/>
-              </w:rPr>
-              <w:t xml:space="preserve"> ДОСНЯТЬ: проверка работы продуктов: проверка правил нотации, импорт форматов</w:t>
-            </w:r>
-          </w:p>
-        </w:tc>
-        <w:tc>
-          <w:tcPr>
-            <w:tcW w:w="4585" w:type="dxa"/>
+            <w:tcW w:w="4181" w:type="dxa"/>
+            <w:vAlign w:val="center"/>
+          </w:tcPr>
+          <w:p>
+            <w:pPr>
+              <w:pStyle w:val="Compact"/>
+              <w:spacing w:before="0" w:after="0" w:line="280" w:lineRule="exact"/>
+              <w:jc w:val="center"/>
+            </w:pPr>
+            <w:r>
+              <w:rPr>
+                <w:sz w:val="24"/>
+              </w:rPr>
+              <w:t>модельная оценка (допущение; причина: проверка работы продуктов: проверка правил нотации, импорт форматов )</w:t>
+            </w:r>
+          </w:p>
+        </w:tc>
+        <w:tc>
+          <w:tcPr>
+            <w:tcW w:w="4530" w:type="dxa"/>
             <w:vAlign w:val="center"/>
           </w:tcPr>
           <w:p>
@@ -19773,7 +19761,7 @@
         </w:tc>
         <w:tc>
           <w:tcPr>
-            <w:tcW w:w="4126" w:type="dxa"/>
+            <w:tcW w:w="4181" w:type="dxa"/>
             <w:vAlign w:val="center"/>
           </w:tcPr>
           <w:p>
@@ -19812,7 +19800,7 @@
         </w:tc>
         <w:tc>
           <w:tcPr>
-            <w:tcW w:w="4585" w:type="dxa"/>
+            <w:tcW w:w="4530" w:type="dxa"/>
             <w:vAlign w:val="center"/>
           </w:tcPr>
           <w:p>
@@ -19856,7 +19844,7 @@
         </w:tc>
         <w:tc>
           <w:tcPr>
-            <w:tcW w:w="4126" w:type="dxa"/>
+            <w:tcW w:w="4181" w:type="dxa"/>
             <w:vAlign w:val="center"/>
           </w:tcPr>
           <w:p>
@@ -19921,7 +19909,7 @@
         </w:tc>
         <w:tc>
           <w:tcPr>
-            <w:tcW w:w="4585" w:type="dxa"/>
+            <w:tcW w:w="4530" w:type="dxa"/>
             <w:vAlign w:val="center"/>
           </w:tcPr>
           <w:p>
@@ -20044,19 +20032,7 @@
               <w:rPr>
                 <w:sz w:val="24"/>
               </w:rPr>
-              <w:t xml:space="preserve"> (ЛР4, приложение Д); доля Беларуси недоступна (</w:t>
-            </w:r>
-            <w:r>
-              <w:rPr>
-                <w:sz w:val="24"/>
-              </w:rPr>
-              <w:t>🔲</w:t>
-            </w:r>
-            <w:r>
-              <w:rPr>
-                <w:sz w:val="24"/>
-              </w:rPr>
-              <w:t xml:space="preserve"> при полном доступе); </w:t>
+              <w:t xml:space="preserve"> (ЛР4, приложение Д); доля Беларуси недоступна (модельная оценка (допущение) при полном доступе); </w:t>
             </w:r>
             <w:r>
               <w:rPr>
@@ -20113,32 +20089,32 @@
         </w:tc>
         <w:tc>
           <w:tcPr>
-            <w:tcW w:w="4126" w:type="dxa"/>
-            <w:vAlign w:val="center"/>
-          </w:tcPr>
-          <w:p>
-            <w:pPr>
-              <w:pStyle w:val="Compact"/>
-              <w:spacing w:before="0" w:after="0" w:line="280" w:lineRule="exact"/>
-              <w:jc w:val="center"/>
-            </w:pPr>
-            <w:r>
-              <w:rPr>
-                <w:sz w:val="24"/>
-              </w:rPr>
-              <w:t>Рекламные объявления и выдача Яндекса по</w:t>
-            </w:r>
-            <w:r>
-              <w:rPr>
-                <w:sz w:val="24"/>
-              </w:rPr>
-              <w:t xml:space="preserve"> запросам ядра</w:t>
-            </w:r>
-          </w:p>
-        </w:tc>
-        <w:tc>
-          <w:tcPr>
-            <w:tcW w:w="4585" w:type="dxa"/>
+            <w:tcW w:w="4181" w:type="dxa"/>
+            <w:vAlign w:val="center"/>
+          </w:tcPr>
+          <w:p>
+            <w:pPr>
+              <w:pStyle w:val="Compact"/>
+              <w:spacing w:before="0" w:after="0" w:line="280" w:lineRule="exact"/>
+              <w:jc w:val="center"/>
+            </w:pPr>
+            <w:r>
+              <w:rPr>
+                <w:sz w:val="24"/>
+              </w:rPr>
+              <w:t>Рекламные объя</w:t>
+            </w:r>
+            <w:r>
+              <w:rPr>
+                <w:sz w:val="24"/>
+              </w:rPr>
+              <w:t>вления и выдача Яндекса по запросам ядра</w:t>
+            </w:r>
+          </w:p>
+        </w:tc>
+        <w:tc>
+          <w:tcPr>
+            <w:tcW w:w="4530" w:type="dxa"/>
             <w:vAlign w:val="center"/>
           </w:tcPr>
           <w:p>
@@ -20267,7 +20243,7 @@
         </w:tc>
         <w:tc>
           <w:tcPr>
-            <w:tcW w:w="4126" w:type="dxa"/>
+            <w:tcW w:w="4181" w:type="dxa"/>
             <w:vAlign w:val="center"/>
           </w:tcPr>
           <w:p>
@@ -20319,7 +20295,7 @@
         </w:tc>
         <w:tc>
           <w:tcPr>
-            <w:tcW w:w="4585" w:type="dxa"/>
+            <w:tcW w:w="4530" w:type="dxa"/>
             <w:vAlign w:val="center"/>
           </w:tcPr>
           <w:p>
@@ -20435,26 +20411,20 @@
         </w:tc>
         <w:tc>
           <w:tcPr>
-            <w:tcW w:w="4126" w:type="dxa"/>
-            <w:vAlign w:val="center"/>
-          </w:tcPr>
-          <w:p>
-            <w:pPr>
-              <w:pStyle w:val="Compact"/>
-              <w:spacing w:before="0" w:after="0" w:line="280" w:lineRule="exact"/>
-              <w:jc w:val="center"/>
-            </w:pPr>
-            <w:r>
-              <w:rPr>
-                <w:sz w:val="24"/>
-              </w:rPr>
-              <w:t>🔲</w:t>
-            </w:r>
-            <w:r>
-              <w:rPr>
-                <w:sz w:val="24"/>
-              </w:rPr>
-              <w:t xml:space="preserve"> ДОСНЯТЬ: проверка цены </w:t>
+            <w:tcW w:w="4181" w:type="dxa"/>
+            <w:vAlign w:val="center"/>
+          </w:tcPr>
+          <w:p>
+            <w:pPr>
+              <w:pStyle w:val="Compact"/>
+              <w:spacing w:before="0" w:after="0" w:line="280" w:lineRule="exact"/>
+              <w:jc w:val="center"/>
+            </w:pPr>
+            <w:r>
+              <w:rPr>
+                <w:sz w:val="24"/>
+              </w:rPr>
+              <w:t xml:space="preserve">модельная оценка (допущение; причина: проверка цены </w:t>
             </w:r>
             <w:r>
               <w:rPr>
@@ -20467,13 +20437,13 @@
               <w:rPr>
                 <w:sz w:val="24"/>
               </w:rPr>
-              <w:t xml:space="preserve"> опросом реальных потребителей</w:t>
-            </w:r>
-          </w:p>
-        </w:tc>
-        <w:tc>
-          <w:tcPr>
-            <w:tcW w:w="4585" w:type="dxa"/>
+              <w:t xml:space="preserve"> опросом реальных потребителей )</w:t>
+            </w:r>
+          </w:p>
+        </w:tc>
+        <w:tc>
+          <w:tcPr>
+            <w:tcW w:w="4530" w:type="dxa"/>
             <w:vAlign w:val="center"/>
           </w:tcPr>
           <w:p>
@@ -20553,7 +20523,7 @@
         <w:jc w:val="center"/>
       </w:pPr>
       <w:bookmarkStart w:id="40" w:name="_5524ab9f965042c4d6511d6315044a9f4f6816c"/>
-      <w:bookmarkStart w:id="41" w:name="_Toc241856073"/>
+      <w:bookmarkStart w:id="41" w:name="_Toc241857618"/>
       <w:bookmarkEnd w:id="38"/>
       <w:r>
         <w:rPr>
@@ -20601,7 +20571,13 @@
         <w:rPr>
           <w:sz w:val="28"/>
         </w:rPr>
-        <w:t xml:space="preserve">Данные получены после первой сборки отчета и дополняют части </w:t>
+        <w:t>Данные получены по</w:t>
+      </w:r>
+      <w:r>
+        <w:rPr>
+          <w:sz w:val="28"/>
+        </w:rPr>
+        <w:t xml:space="preserve">сле первой сборки отчета и дополняют части </w:t>
       </w:r>
       <w:r>
         <w:rPr>
@@ -23158,7 +23134,7 @@
   <w:abstractNum w:abstractNumId="0" w15:restartNumberingAfterBreak="0">
     <w:nsid w:val="0000A990"/>
     <w:multiLevelType w:val="multilevel"/>
-    <w:tmpl w:val="FB3CF52E"/>
+    <w:tmpl w:val="4866EA7E"/>
     <w:lvl w:ilvl="0">
       <w:numFmt w:val="bullet"/>
       <w:lvlText w:val=" "/>
@@ -23235,7 +23211,7 @@
   <w:abstractNum w:abstractNumId="1" w15:restartNumberingAfterBreak="0">
     <w:nsid w:val="00A99411"/>
     <w:multiLevelType w:val="multilevel"/>
-    <w:tmpl w:val="A52AEE0A"/>
+    <w:tmpl w:val="841EF544"/>
     <w:lvl w:ilvl="0">
       <w:start w:val="1"/>
       <w:numFmt w:val="decimal"/>
@@ -24713,7 +24689,7 @@
     <w:autoRedefine/>
     <w:uiPriority w:val="39"/>
     <w:unhideWhenUsed/>
-    <w:rsid w:val="000D6397"/>
+    <w:rsid w:val="001841CF"/>
     <w:pPr>
       <w:spacing w:after="100"/>
     </w:pPr>
@@ -24725,7 +24701,7 @@
     <w:autoRedefine/>
     <w:uiPriority w:val="39"/>
     <w:unhideWhenUsed/>
-    <w:rsid w:val="000D6397"/>
+    <w:rsid w:val="001841CF"/>
     <w:pPr>
       <w:spacing w:after="100"/>
       <w:ind w:left="240"/>
